--- a/05_Website_Angular/docs/Linaw-PH-Appendix-B-and-C.docx
+++ b/05_Website_Angular/docs/Linaw-PH-Appendix-B-and-C.docx
@@ -1422,7 +1422,7 @@
         <w:spacing w:after="70"/>
       </w:pPr>
       <w:r>
-        <w:t>Choose the skills the role requires, the minimum education level, and the minimum months of experience.</w:t>
+        <w:t>Choose the skills the role requires, the minimum education level, and the minimum experience requirement.</w:t>
       </w:r>
     </w:p>
     <w:p>
